--- a/internal_doc/00.项目管理/01.会议纪要/例会纪要_20151130.docx
+++ b/internal_doc/00.项目管理/01.会议纪要/例会纪要_20151130.docx
@@ -28,7 +28,9 @@
         </w:tblBorders>
         <w:tblLayout w:type="fixed"/>
         <w:tblCellMar>
+          <w:top w:w="0" w:type="dxa"/>
           <w:left w:w="108" w:type="dxa"/>
+          <w:bottom w:w="0" w:type="dxa"/>
           <w:right w:w="108" w:type="dxa"/>
         </w:tblCellMar>
       </w:tblPr>
@@ -48,7 +50,9 @@
           </w:tblBorders>
           <w:tblLayout w:type="fixed"/>
           <w:tblCellMar>
+            <w:top w:w="0" w:type="dxa"/>
             <w:left w:w="108" w:type="dxa"/>
+            <w:bottom w:w="0" w:type="dxa"/>
             <w:right w:w="108" w:type="dxa"/>
           </w:tblCellMar>
         </w:tblPrEx>
@@ -113,7 +117,9 @@
           </w:tblBorders>
           <w:tblLayout w:type="fixed"/>
           <w:tblCellMar>
+            <w:top w:w="0" w:type="dxa"/>
             <w:left w:w="108" w:type="dxa"/>
+            <w:bottom w:w="0" w:type="dxa"/>
             <w:right w:w="108" w:type="dxa"/>
           </w:tblCellMar>
         </w:tblPrEx>
@@ -168,7 +174,9 @@
           </w:tblBorders>
           <w:tblLayout w:type="fixed"/>
           <w:tblCellMar>
+            <w:top w:w="0" w:type="dxa"/>
             <w:left w:w="108" w:type="dxa"/>
+            <w:bottom w:w="0" w:type="dxa"/>
             <w:right w:w="108" w:type="dxa"/>
           </w:tblCellMar>
         </w:tblPrEx>
@@ -206,7 +214,7 @@
               <w:rPr>
                 <w:rFonts w:hint="eastAsia"/>
               </w:rPr>
-              <w:t>许建辉、武赟、谭钊波、林友滨、吴易达、何嘉文、黄伟钢、刘圳、李伟超、杨上德、龙阳</w:t>
+              <w:t>许建辉、谭钊波、吴易达、何嘉文、黄伟钢、刘圳、杨上德、龙阳</w:t>
             </w:r>
           </w:p>
         </w:tc>
@@ -223,7 +231,9 @@
           </w:tblBorders>
           <w:tblLayout w:type="fixed"/>
           <w:tblCellMar>
+            <w:top w:w="0" w:type="dxa"/>
             <w:left w:w="108" w:type="dxa"/>
+            <w:bottom w:w="0" w:type="dxa"/>
             <w:right w:w="108" w:type="dxa"/>
           </w:tblCellMar>
         </w:tblPrEx>
@@ -272,7 +282,9 @@
           </w:tblBorders>
           <w:tblLayout w:type="fixed"/>
           <w:tblCellMar>
+            <w:top w:w="0" w:type="dxa"/>
             <w:left w:w="108" w:type="dxa"/>
+            <w:bottom w:w="0" w:type="dxa"/>
             <w:right w:w="108" w:type="dxa"/>
           </w:tblCellMar>
         </w:tblPrEx>
@@ -316,8 +328,6 @@
               </w:rPr>
               <w:t>何嘉文</w:t>
             </w:r>
-            <w:bookmarkStart w:id="0" w:name="_GoBack"/>
-            <w:bookmarkEnd w:id="0"/>
           </w:p>
         </w:tc>
       </w:tr>
@@ -341,6 +351,22 @@
           <w:rFonts w:hint="eastAsia"/>
         </w:rPr>
         <w:t>CI情况跟踪（龙阳）</w:t>
+      </w:r>
+    </w:p>
+    <w:p>
+      <w:pPr>
+        <w:ind w:firstLine="420" w:firstLineChars="0"/>
+        <w:rPr>
+          <w:rFonts w:hint="eastAsia"/>
+          <w:lang w:val="en-US" w:eastAsia="zh-CN"/>
+        </w:rPr>
+      </w:pPr>
+      <w:r>
+        <w:rPr>
+          <w:rFonts w:hint="eastAsia"/>
+          <w:lang w:val="en-US" w:eastAsia="zh-CN"/>
+        </w:rPr>
+        <w:t>Power junit测试框架不兼容用例</w:t>
       </w:r>
     </w:p>
     <w:p>
@@ -410,13 +436,15 @@
         </w:tblBorders>
         <w:tblLayout w:type="fixed"/>
         <w:tblCellMar>
+          <w:top w:w="0" w:type="dxa"/>
           <w:left w:w="108" w:type="dxa"/>
+          <w:bottom w:w="0" w:type="dxa"/>
           <w:right w:w="108" w:type="dxa"/>
         </w:tblCellMar>
       </w:tblPr>
       <w:tblGrid>
-        <w:gridCol w:w="3608"/>
-        <w:gridCol w:w="844"/>
+        <w:gridCol w:w="3500"/>
+        <w:gridCol w:w="952"/>
         <w:gridCol w:w="1174"/>
         <w:gridCol w:w="1007"/>
         <w:gridCol w:w="1888"/>
@@ -433,13 +461,15 @@
           </w:tblBorders>
           <w:tblLayout w:type="fixed"/>
           <w:tblCellMar>
+            <w:top w:w="0" w:type="dxa"/>
             <w:left w:w="108" w:type="dxa"/>
+            <w:bottom w:w="0" w:type="dxa"/>
             <w:right w:w="108" w:type="dxa"/>
           </w:tblCellMar>
         </w:tblPrEx>
         <w:tc>
           <w:tcPr>
-            <w:tcW w:w="3608" w:type="dxa"/>
+            <w:tcW w:w="3500" w:type="dxa"/>
             <w:vAlign w:val="top"/>
           </w:tcPr>
           <w:p>
@@ -464,7 +494,7 @@
         </w:tc>
         <w:tc>
           <w:tcPr>
-            <w:tcW w:w="844" w:type="dxa"/>
+            <w:tcW w:w="952" w:type="dxa"/>
             <w:vAlign w:val="top"/>
           </w:tcPr>
           <w:p>
@@ -575,13 +605,15 @@
           </w:tblBorders>
           <w:tblLayout w:type="fixed"/>
           <w:tblCellMar>
+            <w:top w:w="0" w:type="dxa"/>
             <w:left w:w="108" w:type="dxa"/>
+            <w:bottom w:w="0" w:type="dxa"/>
             <w:right w:w="108" w:type="dxa"/>
           </w:tblCellMar>
         </w:tblPrEx>
         <w:tc>
           <w:tcPr>
-            <w:tcW w:w="3608" w:type="dxa"/>
+            <w:tcW w:w="3500" w:type="dxa"/>
             <w:vAlign w:val="top"/>
           </w:tcPr>
           <w:p>
@@ -595,7 +627,7 @@
         </w:tc>
         <w:tc>
           <w:tcPr>
-            <w:tcW w:w="844" w:type="dxa"/>
+            <w:tcW w:w="952" w:type="dxa"/>
             <w:vAlign w:val="top"/>
           </w:tcPr>
           <w:p>
@@ -646,12 +678,17 @@
           <w:p>
             <w:pPr>
               <w:jc w:val="left"/>
-            </w:pPr>
-            <w:r>
-              <w:rPr>
-                <w:rFonts w:hint="eastAsia"/>
-              </w:rPr>
-              <w:t>正在进行</w:t>
+              <w:rPr>
+                <w:rFonts w:hint="eastAsia" w:eastAsia="宋体"/>
+                <w:lang w:eastAsia="zh-CN"/>
+              </w:rPr>
+            </w:pPr>
+            <w:r>
+              <w:rPr>
+                <w:rFonts w:hint="eastAsia"/>
+                <w:lang w:eastAsia="zh-CN"/>
+              </w:rPr>
+              <w:t>验证是正常现象，已经完成。</w:t>
             </w:r>
           </w:p>
         </w:tc>
@@ -668,38 +705,52 @@
           </w:tblBorders>
           <w:tblLayout w:type="fixed"/>
           <w:tblCellMar>
+            <w:top w:w="0" w:type="dxa"/>
             <w:left w:w="108" w:type="dxa"/>
+            <w:bottom w:w="0" w:type="dxa"/>
             <w:right w:w="108" w:type="dxa"/>
           </w:tblCellMar>
         </w:tblPrEx>
         <w:tc>
           <w:tcPr>
-            <w:tcW w:w="3608" w:type="dxa"/>
-            <w:vAlign w:val="top"/>
-          </w:tcPr>
-          <w:p>
-            <w:r>
-              <w:rPr>
-                <w:rFonts w:hint="eastAsia"/>
-              </w:rPr>
-              <w:t>PG和其他连接器测试</w:t>
-            </w:r>
-          </w:p>
-        </w:tc>
-        <w:tc>
-          <w:tcPr>
-            <w:tcW w:w="844" w:type="dxa"/>
-            <w:vAlign w:val="top"/>
-          </w:tcPr>
-          <w:p>
-            <w:pPr>
-              <w:jc w:val="left"/>
-            </w:pPr>
-            <w:r>
-              <w:rPr>
-                <w:rFonts w:hint="eastAsia"/>
-              </w:rPr>
-              <w:t>龙阳</w:t>
+            <w:tcW w:w="3500" w:type="dxa"/>
+            <w:vAlign w:val="top"/>
+          </w:tcPr>
+          <w:p>
+            <w:pPr>
+              <w:rPr>
+                <w:rFonts w:hint="eastAsia" w:eastAsia="宋体"/>
+                <w:lang w:val="en-US" w:eastAsia="zh-CN"/>
+              </w:rPr>
+            </w:pPr>
+            <w:r>
+              <w:rPr>
+                <w:rFonts w:hint="eastAsia"/>
+                <w:lang w:val="en-US" w:eastAsia="zh-CN"/>
+              </w:rPr>
+              <w:t>1.12的问题回归</w:t>
+            </w:r>
+          </w:p>
+        </w:tc>
+        <w:tc>
+          <w:tcPr>
+            <w:tcW w:w="952" w:type="dxa"/>
+            <w:vAlign w:val="top"/>
+          </w:tcPr>
+          <w:p>
+            <w:pPr>
+              <w:jc w:val="left"/>
+              <w:rPr>
+                <w:rFonts w:hint="eastAsia" w:eastAsia="宋体"/>
+                <w:lang w:val="en-US" w:eastAsia="zh-CN"/>
+              </w:rPr>
+            </w:pPr>
+            <w:r>
+              <w:rPr>
+                <w:rFonts w:hint="eastAsia"/>
+                <w:lang w:val="en-US" w:eastAsia="zh-CN"/>
+              </w:rPr>
+              <w:t>All</w:t>
             </w:r>
           </w:p>
         </w:tc>
@@ -711,12 +762,17 @@
           <w:p>
             <w:pPr>
               <w:jc w:val="left"/>
-            </w:pPr>
-            <w:r>
-              <w:rPr>
-                <w:rFonts w:hint="eastAsia"/>
-              </w:rPr>
-              <w:t>11/23</w:t>
+              <w:rPr>
+                <w:rFonts w:hint="eastAsia" w:eastAsia="宋体"/>
+                <w:lang w:val="en-US" w:eastAsia="zh-CN"/>
+              </w:rPr>
+            </w:pPr>
+            <w:r>
+              <w:rPr>
+                <w:rFonts w:hint="eastAsia"/>
+                <w:lang w:val="en-US" w:eastAsia="zh-CN"/>
+              </w:rPr>
+              <w:t>11/30</w:t>
             </w:r>
           </w:p>
         </w:tc>
@@ -739,6 +795,10 @@
           <w:p>
             <w:pPr>
               <w:jc w:val="left"/>
+              <w:rPr>
+                <w:rFonts w:hint="eastAsia"/>
+                <w:lang w:eastAsia="zh-CN"/>
+              </w:rPr>
             </w:pPr>
           </w:p>
         </w:tc>
@@ -755,38 +815,52 @@
           </w:tblBorders>
           <w:tblLayout w:type="fixed"/>
           <w:tblCellMar>
+            <w:top w:w="0" w:type="dxa"/>
             <w:left w:w="108" w:type="dxa"/>
+            <w:bottom w:w="0" w:type="dxa"/>
             <w:right w:w="108" w:type="dxa"/>
           </w:tblCellMar>
         </w:tblPrEx>
         <w:tc>
           <w:tcPr>
-            <w:tcW w:w="3608" w:type="dxa"/>
-            <w:vAlign w:val="top"/>
-          </w:tcPr>
-          <w:p>
-            <w:r>
-              <w:rPr>
-                <w:rFonts w:hint="eastAsia"/>
-              </w:rPr>
-              <w:t>CI分支1.12版本测试构建</w:t>
-            </w:r>
-          </w:p>
-        </w:tc>
-        <w:tc>
-          <w:tcPr>
-            <w:tcW w:w="844" w:type="dxa"/>
-            <w:vAlign w:val="top"/>
-          </w:tcPr>
-          <w:p>
-            <w:pPr>
-              <w:jc w:val="left"/>
-            </w:pPr>
-            <w:r>
-              <w:rPr>
-                <w:rFonts w:hint="eastAsia"/>
-              </w:rPr>
-              <w:t>龙阳</w:t>
+            <w:tcW w:w="3500" w:type="dxa"/>
+            <w:vAlign w:val="top"/>
+          </w:tcPr>
+          <w:p>
+            <w:pPr>
+              <w:rPr>
+                <w:rFonts w:hint="eastAsia"/>
+                <w:lang w:val="en-US" w:eastAsia="zh-CN"/>
+              </w:rPr>
+            </w:pPr>
+            <w:r>
+              <w:rPr>
+                <w:rFonts w:hint="eastAsia"/>
+                <w:lang w:val="en-US" w:eastAsia="zh-CN"/>
+              </w:rPr>
+              <w:t>$date的问题，SDB和Java、C#</w:t>
+            </w:r>
+          </w:p>
+        </w:tc>
+        <w:tc>
+          <w:tcPr>
+            <w:tcW w:w="952" w:type="dxa"/>
+            <w:vAlign w:val="top"/>
+          </w:tcPr>
+          <w:p>
+            <w:pPr>
+              <w:jc w:val="left"/>
+              <w:rPr>
+                <w:rFonts w:hint="eastAsia"/>
+                <w:lang w:eastAsia="zh-CN"/>
+              </w:rPr>
+            </w:pPr>
+            <w:r>
+              <w:rPr>
+                <w:rFonts w:hint="eastAsia"/>
+                <w:lang w:eastAsia="zh-CN"/>
+              </w:rPr>
+              <w:t>谭钊波</w:t>
             </w:r>
           </w:p>
         </w:tc>
@@ -798,12 +872,17 @@
           <w:p>
             <w:pPr>
               <w:jc w:val="left"/>
-            </w:pPr>
-            <w:r>
-              <w:rPr>
-                <w:rFonts w:hint="eastAsia"/>
-              </w:rPr>
-              <w:t>11/23</w:t>
+              <w:rPr>
+                <w:rFonts w:hint="eastAsia"/>
+                <w:lang w:val="en-US" w:eastAsia="zh-CN"/>
+              </w:rPr>
+            </w:pPr>
+            <w:r>
+              <w:rPr>
+                <w:rFonts w:hint="eastAsia"/>
+                <w:lang w:val="en-US" w:eastAsia="zh-CN"/>
+              </w:rPr>
+              <w:t>11/30</w:t>
             </w:r>
           </w:p>
         </w:tc>
@@ -826,6 +905,10 @@
           <w:p>
             <w:pPr>
               <w:jc w:val="left"/>
+              <w:rPr>
+                <w:rFonts w:hint="eastAsia"/>
+                <w:lang w:eastAsia="zh-CN"/>
+              </w:rPr>
             </w:pPr>
           </w:p>
         </w:tc>
@@ -842,41 +925,54 @@
           </w:tblBorders>
           <w:tblLayout w:type="fixed"/>
           <w:tblCellMar>
+            <w:top w:w="0" w:type="dxa"/>
             <w:left w:w="108" w:type="dxa"/>
+            <w:bottom w:w="0" w:type="dxa"/>
             <w:right w:w="108" w:type="dxa"/>
           </w:tblCellMar>
         </w:tblPrEx>
         <w:tc>
           <w:tcPr>
-            <w:tcW w:w="3608" w:type="dxa"/>
-            <w:vAlign w:val="top"/>
-          </w:tcPr>
-          <w:p>
-            <w:pPr>
-              <w:jc w:val="left"/>
-            </w:pPr>
-            <w:r>
-              <w:rPr>
-                <w:rFonts w:hint="eastAsia"/>
-              </w:rPr>
-              <w:t>dpsDump 修改</w:t>
-            </w:r>
-          </w:p>
-        </w:tc>
-        <w:tc>
-          <w:tcPr>
-            <w:tcW w:w="844" w:type="dxa"/>
-            <w:vAlign w:val="top"/>
-          </w:tcPr>
-          <w:p>
-            <w:pPr>
-              <w:jc w:val="left"/>
-            </w:pPr>
-            <w:r>
-              <w:rPr>
-                <w:rFonts w:hint="eastAsia"/>
-              </w:rPr>
-              <w:t>刘圳</w:t>
+            <w:tcW w:w="3500" w:type="dxa"/>
+            <w:vAlign w:val="top"/>
+          </w:tcPr>
+          <w:p>
+            <w:r>
+              <w:rPr>
+                <w:rFonts w:hint="eastAsia"/>
+              </w:rPr>
+              <w:t>PG</w:t>
+            </w:r>
+            <w:r>
+              <w:rPr>
+                <w:rFonts w:hint="eastAsia"/>
+                <w:lang w:eastAsia="zh-CN"/>
+              </w:rPr>
+              <w:t>和原生</w:t>
+            </w:r>
+            <w:r>
+              <w:rPr>
+                <w:rFonts w:hint="eastAsia"/>
+                <w:lang w:val="en-US" w:eastAsia="zh-CN"/>
+              </w:rPr>
+              <w:t>PG连接器的测试</w:t>
+            </w:r>
+          </w:p>
+        </w:tc>
+        <w:tc>
+          <w:tcPr>
+            <w:tcW w:w="952" w:type="dxa"/>
+            <w:vAlign w:val="top"/>
+          </w:tcPr>
+          <w:p>
+            <w:pPr>
+              <w:jc w:val="left"/>
+            </w:pPr>
+            <w:r>
+              <w:rPr>
+                <w:rFonts w:hint="eastAsia"/>
+              </w:rPr>
+              <w:t>龙阳</w:t>
             </w:r>
           </w:p>
         </w:tc>
@@ -893,7 +989,7 @@
               <w:rPr>
                 <w:rFonts w:hint="eastAsia"/>
               </w:rPr>
-              <w:t>9/14</w:t>
+              <w:t>11/23</w:t>
             </w:r>
           </w:p>
         </w:tc>
@@ -916,12 +1012,24 @@
           <w:p>
             <w:pPr>
               <w:jc w:val="left"/>
-            </w:pPr>
-            <w:r>
-              <w:rPr>
-                <w:rFonts w:hint="eastAsia"/>
-              </w:rPr>
-              <w:t>已上传主干。</w:t>
+              <w:rPr>
+                <w:rFonts w:hint="eastAsia" w:eastAsia="宋体"/>
+                <w:lang w:eastAsia="zh-CN"/>
+              </w:rPr>
+            </w:pPr>
+            <w:r>
+              <w:rPr>
+                <w:rFonts w:hint="eastAsia"/>
+                <w:lang w:eastAsia="zh-CN"/>
+              </w:rPr>
+              <w:t>完成</w:t>
+            </w:r>
+            <w:r>
+              <w:rPr>
+                <w:rFonts w:hint="eastAsia"/>
+                <w:lang w:val="en-US" w:eastAsia="zh-CN"/>
+              </w:rPr>
+              <w:t>50%（挂起）</w:t>
             </w:r>
           </w:p>
         </w:tc>
@@ -938,41 +1046,40 @@
           </w:tblBorders>
           <w:tblLayout w:type="fixed"/>
           <w:tblCellMar>
+            <w:top w:w="0" w:type="dxa"/>
             <w:left w:w="108" w:type="dxa"/>
+            <w:bottom w:w="0" w:type="dxa"/>
             <w:right w:w="108" w:type="dxa"/>
           </w:tblCellMar>
         </w:tblPrEx>
         <w:tc>
           <w:tcPr>
-            <w:tcW w:w="3608" w:type="dxa"/>
-            <w:vAlign w:val="top"/>
-          </w:tcPr>
-          <w:p>
-            <w:pPr>
-              <w:jc w:val="left"/>
-            </w:pPr>
-            <w:r>
-              <w:rPr>
-                <w:rFonts w:hint="eastAsia"/>
-              </w:rPr>
-              <w:t>社区python驱动验证</w:t>
-            </w:r>
-          </w:p>
-        </w:tc>
-        <w:tc>
-          <w:tcPr>
-            <w:tcW w:w="844" w:type="dxa"/>
-            <w:vAlign w:val="top"/>
-          </w:tcPr>
-          <w:p>
-            <w:pPr>
-              <w:jc w:val="left"/>
-            </w:pPr>
-            <w:r>
-              <w:rPr>
-                <w:rFonts w:hint="eastAsia"/>
-              </w:rPr>
-              <w:t>刘圳</w:t>
+            <w:tcW w:w="3500" w:type="dxa"/>
+            <w:vAlign w:val="top"/>
+          </w:tcPr>
+          <w:p>
+            <w:r>
+              <w:rPr>
+                <w:rFonts w:hint="eastAsia"/>
+              </w:rPr>
+              <w:t>CI分支1.12版本测试构建</w:t>
+            </w:r>
+          </w:p>
+        </w:tc>
+        <w:tc>
+          <w:tcPr>
+            <w:tcW w:w="952" w:type="dxa"/>
+            <w:vAlign w:val="top"/>
+          </w:tcPr>
+          <w:p>
+            <w:pPr>
+              <w:jc w:val="left"/>
+            </w:pPr>
+            <w:r>
+              <w:rPr>
+                <w:rFonts w:hint="eastAsia"/>
+              </w:rPr>
+              <w:t>龙阳</w:t>
             </w:r>
           </w:p>
         </w:tc>
@@ -989,7 +1096,7 @@
               <w:rPr>
                 <w:rFonts w:hint="eastAsia"/>
               </w:rPr>
-              <w:t>11/16</w:t>
+              <w:t>11/23</w:t>
             </w:r>
           </w:p>
         </w:tc>
@@ -1001,9 +1108,6 @@
           <w:p>
             <w:pPr>
               <w:jc w:val="left"/>
-              <w:rPr>
-                <w:color w:val="D8D8D8"/>
-              </w:rPr>
             </w:pPr>
           </w:p>
         </w:tc>
@@ -1016,15 +1120,6 @@
             <w:pPr>
               <w:jc w:val="left"/>
             </w:pPr>
-            <w:r>
-              <w:t>U</w:t>
-            </w:r>
-            <w:r>
-              <w:rPr>
-                <w:rFonts w:hint="eastAsia"/>
-              </w:rPr>
-              <w:t>buntu已验证。CentOS仍在进行。</w:t>
-            </w:r>
           </w:p>
         </w:tc>
       </w:tr>
@@ -1040,47 +1135,43 @@
           </w:tblBorders>
           <w:tblLayout w:type="fixed"/>
           <w:tblCellMar>
+            <w:top w:w="0" w:type="dxa"/>
             <w:left w:w="108" w:type="dxa"/>
+            <w:bottom w:w="0" w:type="dxa"/>
             <w:right w:w="108" w:type="dxa"/>
           </w:tblCellMar>
         </w:tblPrEx>
         <w:tc>
           <w:tcPr>
-            <w:tcW w:w="3608" w:type="dxa"/>
-            <w:vAlign w:val="top"/>
-          </w:tcPr>
-          <w:p>
-            <w:pPr>
-              <w:tabs>
-                <w:tab w:val="left" w:pos="2231"/>
-              </w:tabs>
-              <w:jc w:val="left"/>
-            </w:pPr>
-            <w:r>
-              <w:rPr>
-                <w:rFonts w:hint="eastAsia"/>
-              </w:rPr>
-              <w:t>php驱动优化（使用C驱动做通信）</w:t>
-            </w:r>
-          </w:p>
-        </w:tc>
-        <w:tc>
-          <w:tcPr>
-            <w:tcW w:w="844" w:type="dxa"/>
-            <w:vAlign w:val="top"/>
-          </w:tcPr>
-          <w:p>
-            <w:pPr>
-              <w:tabs>
-                <w:tab w:val="left" w:pos="450"/>
-              </w:tabs>
-              <w:jc w:val="left"/>
-            </w:pPr>
-            <w:r>
-              <w:rPr>
-                <w:rFonts w:hint="eastAsia"/>
-              </w:rPr>
-              <w:t>何嘉文</w:t>
+            <w:tcW w:w="3500" w:type="dxa"/>
+            <w:vAlign w:val="top"/>
+          </w:tcPr>
+          <w:p>
+            <w:pPr>
+              <w:jc w:val="left"/>
+            </w:pPr>
+            <w:r>
+              <w:rPr>
+                <w:rFonts w:hint="eastAsia"/>
+              </w:rPr>
+              <w:t>dpsDump 修改</w:t>
+            </w:r>
+          </w:p>
+        </w:tc>
+        <w:tc>
+          <w:tcPr>
+            <w:tcW w:w="952" w:type="dxa"/>
+            <w:vAlign w:val="top"/>
+          </w:tcPr>
+          <w:p>
+            <w:pPr>
+              <w:jc w:val="left"/>
+            </w:pPr>
+            <w:r>
+              <w:rPr>
+                <w:rFonts w:hint="eastAsia"/>
+              </w:rPr>
+              <w:t>刘圳</w:t>
             </w:r>
           </w:p>
         </w:tc>
@@ -1091,13 +1182,13 @@
           </w:tcPr>
           <w:p>
             <w:pPr>
-              <w:tabs>
-                <w:tab w:val="left" w:pos="240"/>
-              </w:tabs>
-              <w:jc w:val="left"/>
-            </w:pPr>
-            <w:r>
-              <w:t>11/07</w:t>
+              <w:jc w:val="left"/>
+            </w:pPr>
+            <w:r>
+              <w:rPr>
+                <w:rFonts w:hint="eastAsia"/>
+              </w:rPr>
+              <w:t>9/14</w:t>
             </w:r>
           </w:p>
         </w:tc>
@@ -1124,8 +1215,9 @@
             <w:r>
               <w:rPr>
                 <w:rFonts w:hint="eastAsia"/>
-              </w:rPr>
-              <w:t>更新php版本为7，已完成40%开发。</w:t>
+                <w:lang w:eastAsia="zh-CN"/>
+              </w:rPr>
+              <w:t>已经完成</w:t>
             </w:r>
           </w:p>
         </w:tc>
@@ -1142,47 +1234,43 @@
           </w:tblBorders>
           <w:tblLayout w:type="fixed"/>
           <w:tblCellMar>
+            <w:top w:w="0" w:type="dxa"/>
             <w:left w:w="108" w:type="dxa"/>
+            <w:bottom w:w="0" w:type="dxa"/>
             <w:right w:w="108" w:type="dxa"/>
           </w:tblCellMar>
         </w:tblPrEx>
         <w:tc>
           <w:tcPr>
-            <w:tcW w:w="3608" w:type="dxa"/>
-            <w:vAlign w:val="top"/>
-          </w:tcPr>
-          <w:p>
-            <w:pPr>
-              <w:tabs>
-                <w:tab w:val="left" w:pos="2231"/>
-              </w:tabs>
-              <w:jc w:val="left"/>
-            </w:pPr>
-            <w:r>
-              <w:rPr>
-                <w:rFonts w:hint="eastAsia"/>
-              </w:rPr>
-              <w:t>OM部署页面迁移到2.0版本</w:t>
-            </w:r>
-          </w:p>
-        </w:tc>
-        <w:tc>
-          <w:tcPr>
-            <w:tcW w:w="844" w:type="dxa"/>
-            <w:vAlign w:val="top"/>
-          </w:tcPr>
-          <w:p>
-            <w:pPr>
-              <w:tabs>
-                <w:tab w:val="left" w:pos="450"/>
-              </w:tabs>
-              <w:jc w:val="left"/>
-            </w:pPr>
-            <w:r>
-              <w:rPr>
-                <w:rFonts w:hint="eastAsia"/>
-              </w:rPr>
-              <w:t>何嘉文</w:t>
+            <w:tcW w:w="3500" w:type="dxa"/>
+            <w:vAlign w:val="top"/>
+          </w:tcPr>
+          <w:p>
+            <w:pPr>
+              <w:jc w:val="left"/>
+            </w:pPr>
+            <w:r>
+              <w:rPr>
+                <w:rFonts w:hint="eastAsia"/>
+              </w:rPr>
+              <w:t>社区python驱动验证</w:t>
+            </w:r>
+          </w:p>
+        </w:tc>
+        <w:tc>
+          <w:tcPr>
+            <w:tcW w:w="952" w:type="dxa"/>
+            <w:vAlign w:val="top"/>
+          </w:tcPr>
+          <w:p>
+            <w:pPr>
+              <w:jc w:val="left"/>
+            </w:pPr>
+            <w:r>
+              <w:rPr>
+                <w:rFonts w:hint="eastAsia"/>
+              </w:rPr>
+              <w:t>刘圳</w:t>
             </w:r>
           </w:p>
         </w:tc>
@@ -1193,9 +1281,6 @@
           </w:tcPr>
           <w:p>
             <w:pPr>
-              <w:tabs>
-                <w:tab w:val="left" w:pos="240"/>
-              </w:tabs>
               <w:jc w:val="left"/>
             </w:pPr>
             <w:r>
@@ -1214,6 +1299,9 @@
           <w:p>
             <w:pPr>
               <w:jc w:val="left"/>
+              <w:rPr>
+                <w:color w:val="D8D8D8"/>
+              </w:rPr>
             </w:pPr>
           </w:p>
         </w:tc>
@@ -1226,6 +1314,15 @@
             <w:pPr>
               <w:jc w:val="left"/>
             </w:pPr>
+            <w:r>
+              <w:t>U</w:t>
+            </w:r>
+            <w:r>
+              <w:rPr>
+                <w:rFonts w:hint="eastAsia"/>
+              </w:rPr>
+              <w:t>buntu已验证。CentOS仍在进行。</w:t>
+            </w:r>
           </w:p>
         </w:tc>
       </w:tr>
@@ -1241,13 +1338,15 @@
           </w:tblBorders>
           <w:tblLayout w:type="fixed"/>
           <w:tblCellMar>
+            <w:top w:w="0" w:type="dxa"/>
             <w:left w:w="108" w:type="dxa"/>
+            <w:bottom w:w="0" w:type="dxa"/>
             <w:right w:w="108" w:type="dxa"/>
           </w:tblCellMar>
         </w:tblPrEx>
         <w:tc>
           <w:tcPr>
-            <w:tcW w:w="3608" w:type="dxa"/>
+            <w:tcW w:w="3500" w:type="dxa"/>
             <w:vAlign w:val="top"/>
           </w:tcPr>
           <w:p>
@@ -1258,19 +1357,16 @@
               <w:jc w:val="left"/>
             </w:pPr>
             <w:r>
-              <w:t>J</w:t>
-            </w:r>
-            <w:r>
-              <w:rPr>
-                <w:rFonts w:hint="eastAsia"/>
-              </w:rPr>
-              <w:t>son支持iso8601标准 (timestamp)</w:t>
-            </w:r>
-          </w:p>
-        </w:tc>
-        <w:tc>
-          <w:tcPr>
-            <w:tcW w:w="844" w:type="dxa"/>
+              <w:rPr>
+                <w:rFonts w:hint="eastAsia"/>
+              </w:rPr>
+              <w:t>php驱动优化（使用C驱动做通信）</w:t>
+            </w:r>
+          </w:p>
+        </w:tc>
+        <w:tc>
+          <w:tcPr>
+            <w:tcW w:w="952" w:type="dxa"/>
             <w:vAlign w:val="top"/>
           </w:tcPr>
           <w:p>
@@ -1301,10 +1397,7 @@
               <w:jc w:val="left"/>
             </w:pPr>
             <w:r>
-              <w:rPr>
-                <w:rFonts w:hint="eastAsia"/>
-              </w:rPr>
-              <w:t>11/23</w:t>
+              <w:t>11/07</w:t>
             </w:r>
           </w:p>
         </w:tc>
@@ -1328,6 +1421,12 @@
             <w:pPr>
               <w:jc w:val="left"/>
             </w:pPr>
+            <w:r>
+              <w:rPr>
+                <w:rFonts w:hint="eastAsia"/>
+              </w:rPr>
+              <w:t>更新php版本为7，已完成40%开发。</w:t>
+            </w:r>
           </w:p>
         </w:tc>
       </w:tr>
@@ -1343,13 +1442,15 @@
           </w:tblBorders>
           <w:tblLayout w:type="fixed"/>
           <w:tblCellMar>
+            <w:top w:w="0" w:type="dxa"/>
             <w:left w:w="108" w:type="dxa"/>
+            <w:bottom w:w="0" w:type="dxa"/>
             <w:right w:w="108" w:type="dxa"/>
           </w:tblCellMar>
         </w:tblPrEx>
         <w:tc>
           <w:tcPr>
-            <w:tcW w:w="3608" w:type="dxa"/>
+            <w:tcW w:w="3500" w:type="dxa"/>
             <w:vAlign w:val="top"/>
           </w:tcPr>
           <w:p>
@@ -1358,28 +1459,18 @@
                 <w:tab w:val="left" w:pos="2231"/>
               </w:tabs>
               <w:jc w:val="left"/>
-              <w:rPr>
-                <w:color w:val="D8D8D8"/>
-              </w:rPr>
-            </w:pPr>
-            <w:r>
-              <w:rPr>
-                <w:rFonts w:hint="eastAsia"/>
-              </w:rPr>
-              <w:t>OM</w:t>
-            </w:r>
-            <w:r>
-              <w:rPr>
-                <w:rFonts w:hint="eastAsia"/>
-                <w:color w:val="000000"/>
-              </w:rPr>
-              <w:t>性能页面</w:t>
-            </w:r>
-          </w:p>
-        </w:tc>
-        <w:tc>
-          <w:tcPr>
-            <w:tcW w:w="844" w:type="dxa"/>
+            </w:pPr>
+            <w:r>
+              <w:rPr>
+                <w:rFonts w:hint="eastAsia"/>
+              </w:rPr>
+              <w:t>OM部署页面迁移到2.0版本</w:t>
+            </w:r>
+          </w:p>
+        </w:tc>
+        <w:tc>
+          <w:tcPr>
+            <w:tcW w:w="952" w:type="dxa"/>
             <w:vAlign w:val="top"/>
           </w:tcPr>
           <w:p>
@@ -1393,7 +1484,7 @@
               <w:rPr>
                 <w:rFonts w:hint="eastAsia"/>
               </w:rPr>
-              <w:t>黄伟钢</w:t>
+              <w:t>何嘉文</w:t>
             </w:r>
           </w:p>
         </w:tc>
@@ -1413,7 +1504,7 @@
               <w:rPr>
                 <w:rFonts w:hint="eastAsia"/>
               </w:rPr>
-              <w:t>11/02</w:t>
+              <w:t>11/16</w:t>
             </w:r>
           </w:p>
         </w:tc>
@@ -1437,12 +1528,6 @@
             <w:pPr>
               <w:jc w:val="left"/>
             </w:pPr>
-            <w:r>
-              <w:rPr>
-                <w:rFonts w:hint="eastAsia"/>
-              </w:rPr>
-              <w:t>设计性能页面</w:t>
-            </w:r>
           </w:p>
         </w:tc>
       </w:tr>
@@ -1458,13 +1543,15 @@
           </w:tblBorders>
           <w:tblLayout w:type="fixed"/>
           <w:tblCellMar>
+            <w:top w:w="0" w:type="dxa"/>
             <w:left w:w="108" w:type="dxa"/>
+            <w:bottom w:w="0" w:type="dxa"/>
             <w:right w:w="108" w:type="dxa"/>
           </w:tblCellMar>
         </w:tblPrEx>
         <w:tc>
           <w:tcPr>
-            <w:tcW w:w="3608" w:type="dxa"/>
+            <w:tcW w:w="3500" w:type="dxa"/>
             <w:vAlign w:val="top"/>
           </w:tcPr>
           <w:p>
@@ -1473,18 +1560,28 @@
                 <w:tab w:val="left" w:pos="2231"/>
               </w:tabs>
               <w:jc w:val="left"/>
-            </w:pPr>
-            <w:r>
-              <w:rPr>
-                <w:rFonts w:hint="eastAsia"/>
-              </w:rPr>
-              <w:t>第二代引擎的技术问题处理</w:t>
-            </w:r>
-          </w:p>
-        </w:tc>
-        <w:tc>
-          <w:tcPr>
-            <w:tcW w:w="844" w:type="dxa"/>
+              <w:rPr>
+                <w:shd w:val="clear" w:color="FFFFFF" w:fill="D9D9D9"/>
+              </w:rPr>
+            </w:pPr>
+            <w:r>
+              <w:rPr>
+                <w:shd w:val="clear" w:color="FFFFFF" w:fill="D9D9D9"/>
+              </w:rPr>
+              <w:t>J</w:t>
+            </w:r>
+            <w:r>
+              <w:rPr>
+                <w:rFonts w:hint="eastAsia"/>
+                <w:shd w:val="clear" w:color="FFFFFF" w:fill="D9D9D9"/>
+              </w:rPr>
+              <w:t>son支持iso8601标准 (timestamp)</w:t>
+            </w:r>
+          </w:p>
+        </w:tc>
+        <w:tc>
+          <w:tcPr>
+            <w:tcW w:w="952" w:type="dxa"/>
             <w:vAlign w:val="top"/>
           </w:tcPr>
           <w:p>
@@ -1493,12 +1590,16 @@
                 <w:tab w:val="left" w:pos="450"/>
               </w:tabs>
               <w:jc w:val="left"/>
-            </w:pPr>
-            <w:r>
-              <w:rPr>
-                <w:rFonts w:hint="eastAsia"/>
-              </w:rPr>
-              <w:t>吴易达</w:t>
+              <w:rPr>
+                <w:shd w:val="clear" w:color="FFFFFF" w:fill="D9D9D9"/>
+              </w:rPr>
+            </w:pPr>
+            <w:r>
+              <w:rPr>
+                <w:rFonts w:hint="eastAsia"/>
+                <w:shd w:val="clear" w:color="FFFFFF" w:fill="D9D9D9"/>
+              </w:rPr>
+              <w:t>何嘉文</w:t>
             </w:r>
           </w:p>
         </w:tc>
@@ -1513,9 +1614,16 @@
                 <w:tab w:val="left" w:pos="240"/>
               </w:tabs>
               <w:jc w:val="left"/>
-            </w:pPr>
-            <w:r>
-              <w:t>10/13</w:t>
+              <w:rPr>
+                <w:shd w:val="clear" w:color="FFFFFF" w:fill="D9D9D9"/>
+              </w:rPr>
+            </w:pPr>
+            <w:r>
+              <w:rPr>
+                <w:rFonts w:hint="eastAsia"/>
+                <w:shd w:val="clear" w:color="FFFFFF" w:fill="D9D9D9"/>
+              </w:rPr>
+              <w:t>11/23</w:t>
             </w:r>
           </w:p>
         </w:tc>
@@ -1528,7 +1636,7 @@
             <w:pPr>
               <w:jc w:val="left"/>
               <w:rPr>
-                <w:color w:val="C5D8F1"/>
+                <w:shd w:val="clear" w:color="FFFFFF" w:fill="D9D9D9"/>
               </w:rPr>
             </w:pPr>
           </w:p>
@@ -1539,32 +1647,21 @@
             <w:vAlign w:val="top"/>
           </w:tcPr>
           <w:p>
-            <w:r>
-              <w:rPr>
-                <w:rFonts w:hint="eastAsia"/>
-              </w:rPr>
-              <w:t>仍存在问题：节点故障后重新启动很慢，超过20分钟。目前定位到DPS初始化。</w:t>
-            </w:r>
-          </w:p>
-          <w:p>
-            <w:pPr>
-              <w:rPr>
-                <w:rFonts w:hint="eastAsia"/>
-              </w:rPr>
-            </w:pPr>
-            <w:r>
-              <w:rPr>
-                <w:rFonts w:hint="eastAsia"/>
-              </w:rPr>
-              <w:t>合代码。</w:t>
-            </w:r>
-          </w:p>
-          <w:p>
-            <w:r>
-              <w:rPr>
-                <w:rFonts w:hint="eastAsia"/>
-              </w:rPr>
-              <w:t>继续处理问题</w:t>
+            <w:pPr>
+              <w:jc w:val="left"/>
+              <w:rPr>
+                <w:rFonts w:hint="eastAsia" w:eastAsia="宋体"/>
+                <w:shd w:val="clear" w:color="FFFFFF" w:fill="D9D9D9"/>
+                <w:lang w:eastAsia="zh-CN"/>
+              </w:rPr>
+            </w:pPr>
+            <w:r>
+              <w:rPr>
+                <w:rFonts w:hint="eastAsia"/>
+                <w:shd w:val="clear" w:color="FFFFFF" w:fill="D9D9D9"/>
+                <w:lang w:eastAsia="zh-CN"/>
+              </w:rPr>
+              <w:t>已完成</w:t>
             </w:r>
           </w:p>
         </w:tc>
@@ -1581,13 +1678,15 @@
           </w:tblBorders>
           <w:tblLayout w:type="fixed"/>
           <w:tblCellMar>
+            <w:top w:w="0" w:type="dxa"/>
             <w:left w:w="108" w:type="dxa"/>
+            <w:bottom w:w="0" w:type="dxa"/>
             <w:right w:w="108" w:type="dxa"/>
           </w:tblCellMar>
         </w:tblPrEx>
         <w:tc>
           <w:tcPr>
-            <w:tcW w:w="3608" w:type="dxa"/>
+            <w:tcW w:w="3500" w:type="dxa"/>
             <w:vAlign w:val="top"/>
           </w:tcPr>
           <w:p>
@@ -1596,18 +1695,28 @@
                 <w:tab w:val="left" w:pos="2231"/>
               </w:tabs>
               <w:jc w:val="left"/>
-            </w:pPr>
-            <w:r>
-              <w:rPr>
-                <w:rFonts w:hint="eastAsia"/>
-              </w:rPr>
-              <w:t>整理对外接口/参数</w:t>
-            </w:r>
-          </w:p>
-        </w:tc>
-        <w:tc>
-          <w:tcPr>
-            <w:tcW w:w="844" w:type="dxa"/>
+              <w:rPr>
+                <w:color w:val="D8D8D8"/>
+              </w:rPr>
+            </w:pPr>
+            <w:r>
+              <w:rPr>
+                <w:rFonts w:hint="eastAsia"/>
+              </w:rPr>
+              <w:t>OM</w:t>
+            </w:r>
+            <w:r>
+              <w:rPr>
+                <w:rFonts w:hint="eastAsia"/>
+                <w:color w:val="000000"/>
+              </w:rPr>
+              <w:t>性能页面</w:t>
+            </w:r>
+          </w:p>
+        </w:tc>
+        <w:tc>
+          <w:tcPr>
+            <w:tcW w:w="952" w:type="dxa"/>
             <w:vAlign w:val="top"/>
           </w:tcPr>
           <w:p>
@@ -1621,7 +1730,7 @@
               <w:rPr>
                 <w:rFonts w:hint="eastAsia"/>
               </w:rPr>
-              <w:t>吴易达</w:t>
+              <w:t>黄伟钢</w:t>
             </w:r>
           </w:p>
         </w:tc>
@@ -1641,7 +1750,7 @@
               <w:rPr>
                 <w:rFonts w:hint="eastAsia"/>
               </w:rPr>
-              <w:t>8.3</w:t>
+              <w:t>11/02</w:t>
             </w:r>
           </w:p>
         </w:tc>
@@ -1653,9 +1762,6 @@
           <w:p>
             <w:pPr>
               <w:jc w:val="left"/>
-              <w:rPr>
-                <w:color w:val="C5D8F1"/>
-              </w:rPr>
             </w:pPr>
           </w:p>
         </w:tc>
@@ -1665,11 +1771,19 @@
             <w:vAlign w:val="top"/>
           </w:tcPr>
           <w:p>
-            <w:r>
-              <w:rPr>
-                <w:rFonts w:hint="eastAsia"/>
-              </w:rPr>
-              <w:t>正在进行</w:t>
+            <w:pPr>
+              <w:jc w:val="left"/>
+              <w:rPr>
+                <w:rFonts w:hint="eastAsia" w:eastAsia="宋体"/>
+                <w:lang w:val="en-US" w:eastAsia="zh-CN"/>
+              </w:rPr>
+            </w:pPr>
+            <w:r>
+              <w:rPr>
+                <w:rFonts w:hint="eastAsia"/>
+                <w:lang w:val="en-US" w:eastAsia="zh-CN"/>
+              </w:rPr>
+              <w:t>正在制作性能页面。</w:t>
             </w:r>
           </w:p>
         </w:tc>
@@ -1686,13 +1800,15 @@
           </w:tblBorders>
           <w:tblLayout w:type="fixed"/>
           <w:tblCellMar>
+            <w:top w:w="0" w:type="dxa"/>
             <w:left w:w="108" w:type="dxa"/>
+            <w:bottom w:w="0" w:type="dxa"/>
             <w:right w:w="108" w:type="dxa"/>
           </w:tblCellMar>
         </w:tblPrEx>
         <w:tc>
           <w:tcPr>
-            <w:tcW w:w="3608" w:type="dxa"/>
+            <w:tcW w:w="3500" w:type="dxa"/>
             <w:vAlign w:val="top"/>
           </w:tcPr>
           <w:p>
@@ -1701,22 +1817,18 @@
                 <w:tab w:val="left" w:pos="2231"/>
               </w:tabs>
               <w:jc w:val="left"/>
-              <w:rPr>
-                <w:color w:val="000000"/>
-              </w:rPr>
-            </w:pPr>
-            <w:r>
-              <w:rPr>
-                <w:rFonts w:hint="eastAsia"/>
-                <w:color w:val="000000"/>
-              </w:rPr>
-              <w:t>基于字典的数据压缩算法</w:t>
-            </w:r>
-          </w:p>
-        </w:tc>
-        <w:tc>
-          <w:tcPr>
-            <w:tcW w:w="844" w:type="dxa"/>
+            </w:pPr>
+            <w:r>
+              <w:rPr>
+                <w:rFonts w:hint="eastAsia"/>
+              </w:rPr>
+              <w:t>第二代引擎的技术问题处理</w:t>
+            </w:r>
+          </w:p>
+        </w:tc>
+        <w:tc>
+          <w:tcPr>
+            <w:tcW w:w="952" w:type="dxa"/>
             <w:vAlign w:val="top"/>
           </w:tcPr>
           <w:p>
@@ -1730,7 +1842,7 @@
               <w:rPr>
                 <w:rFonts w:hint="eastAsia"/>
               </w:rPr>
-              <w:t>杨上德</w:t>
+              <w:t>吴易达</w:t>
             </w:r>
           </w:p>
         </w:tc>
@@ -1747,10 +1859,7 @@
               <w:jc w:val="left"/>
             </w:pPr>
             <w:r>
-              <w:rPr>
-                <w:rFonts w:hint="eastAsia"/>
-              </w:rPr>
-              <w:t>8/25</w:t>
+              <w:t>10/13</w:t>
             </w:r>
           </w:p>
         </w:tc>
@@ -1762,6 +1871,9 @@
           <w:p>
             <w:pPr>
               <w:jc w:val="left"/>
+              <w:rPr>
+                <w:color w:val="C5D8F1"/>
+              </w:rPr>
             </w:pPr>
           </w:p>
         </w:tc>
@@ -1771,73 +1883,32 @@
             <w:vAlign w:val="top"/>
           </w:tcPr>
           <w:p>
-            <w:pPr>
-              <w:jc w:val="left"/>
-              <w:rPr>
-                <w:rFonts w:hint="eastAsia"/>
-              </w:rPr>
-            </w:pPr>
-            <w:r>
-              <w:rPr>
-                <w:rFonts w:hint="eastAsia"/>
-              </w:rPr>
-              <w:t>已经调通分布式情况。</w:t>
-            </w:r>
-          </w:p>
-          <w:p>
-            <w:pPr>
-              <w:jc w:val="left"/>
-              <w:rPr>
-                <w:rFonts w:hint="eastAsia"/>
-              </w:rPr>
-            </w:pPr>
-            <w:r>
-              <w:t>D</w:t>
-            </w:r>
-            <w:r>
-              <w:rPr>
-                <w:rFonts w:hint="eastAsia"/>
-              </w:rPr>
-              <w:t>ump工具需要完成。</w:t>
-            </w:r>
-          </w:p>
-          <w:p>
-            <w:pPr>
-              <w:jc w:val="left"/>
-              <w:rPr>
-                <w:rFonts w:hint="eastAsia"/>
-              </w:rPr>
-            </w:pPr>
-            <w:r>
-              <w:rPr>
-                <w:rFonts w:hint="eastAsia"/>
-              </w:rPr>
-              <w:t>多平台编译。</w:t>
-            </w:r>
-          </w:p>
-          <w:p>
-            <w:pPr>
-              <w:jc w:val="left"/>
-              <w:rPr>
-                <w:rFonts w:hint="eastAsia"/>
-              </w:rPr>
-            </w:pPr>
-            <w:r>
-              <w:rPr>
-                <w:rFonts w:hint="eastAsia"/>
-              </w:rPr>
-              <w:t>估算解压后BUFFER大小。</w:t>
-            </w:r>
-          </w:p>
-          <w:p>
-            <w:pPr>
-              <w:jc w:val="left"/>
-            </w:pPr>
-            <w:r>
-              <w:rPr>
-                <w:rFonts w:hint="eastAsia"/>
-              </w:rPr>
-              <w:t>性能测试。</w:t>
+            <w:r>
+              <w:rPr>
+                <w:rFonts w:hint="eastAsia"/>
+              </w:rPr>
+              <w:t>仍存在问题：节点故障后重新启动很慢，超过20分钟。目前定位到DPS初始化。</w:t>
+            </w:r>
+          </w:p>
+          <w:p>
+            <w:pPr>
+              <w:rPr>
+                <w:rFonts w:hint="eastAsia"/>
+              </w:rPr>
+            </w:pPr>
+            <w:r>
+              <w:rPr>
+                <w:rFonts w:hint="eastAsia"/>
+              </w:rPr>
+              <w:t>合代码。</w:t>
+            </w:r>
+          </w:p>
+          <w:p>
+            <w:r>
+              <w:rPr>
+                <w:rFonts w:hint="eastAsia"/>
+              </w:rPr>
+              <w:t>继续处理问题</w:t>
             </w:r>
           </w:p>
         </w:tc>
@@ -1854,13 +1925,15 @@
           </w:tblBorders>
           <w:tblLayout w:type="fixed"/>
           <w:tblCellMar>
+            <w:top w:w="0" w:type="dxa"/>
             <w:left w:w="108" w:type="dxa"/>
+            <w:bottom w:w="0" w:type="dxa"/>
             <w:right w:w="108" w:type="dxa"/>
           </w:tblCellMar>
         </w:tblPrEx>
         <w:tc>
           <w:tcPr>
-            <w:tcW w:w="3608" w:type="dxa"/>
+            <w:tcW w:w="3500" w:type="dxa"/>
             <w:vAlign w:val="top"/>
           </w:tcPr>
           <w:p>
@@ -1869,6 +1942,250 @@
                 <w:tab w:val="left" w:pos="2231"/>
               </w:tabs>
               <w:jc w:val="left"/>
+            </w:pPr>
+            <w:r>
+              <w:rPr>
+                <w:rFonts w:hint="eastAsia"/>
+              </w:rPr>
+              <w:t>整理对外接口/参数</w:t>
+            </w:r>
+          </w:p>
+        </w:tc>
+        <w:tc>
+          <w:tcPr>
+            <w:tcW w:w="952" w:type="dxa"/>
+            <w:vAlign w:val="top"/>
+          </w:tcPr>
+          <w:p>
+            <w:pPr>
+              <w:tabs>
+                <w:tab w:val="left" w:pos="450"/>
+              </w:tabs>
+              <w:jc w:val="left"/>
+            </w:pPr>
+            <w:r>
+              <w:rPr>
+                <w:rFonts w:hint="eastAsia"/>
+              </w:rPr>
+              <w:t>吴易达</w:t>
+            </w:r>
+          </w:p>
+        </w:tc>
+        <w:tc>
+          <w:tcPr>
+            <w:tcW w:w="1174" w:type="dxa"/>
+            <w:vAlign w:val="top"/>
+          </w:tcPr>
+          <w:p>
+            <w:pPr>
+              <w:tabs>
+                <w:tab w:val="left" w:pos="240"/>
+              </w:tabs>
+              <w:jc w:val="left"/>
+            </w:pPr>
+            <w:r>
+              <w:rPr>
+                <w:rFonts w:hint="eastAsia"/>
+              </w:rPr>
+              <w:t>8.3</w:t>
+            </w:r>
+          </w:p>
+        </w:tc>
+        <w:tc>
+          <w:tcPr>
+            <w:tcW w:w="1007" w:type="dxa"/>
+            <w:vAlign w:val="top"/>
+          </w:tcPr>
+          <w:p>
+            <w:pPr>
+              <w:jc w:val="left"/>
+              <w:rPr>
+                <w:color w:val="C5D8F1"/>
+              </w:rPr>
+            </w:pPr>
+          </w:p>
+        </w:tc>
+        <w:tc>
+          <w:tcPr>
+            <w:tcW w:w="1888" w:type="dxa"/>
+            <w:vAlign w:val="top"/>
+          </w:tcPr>
+          <w:p>
+            <w:r>
+              <w:rPr>
+                <w:rFonts w:hint="eastAsia"/>
+              </w:rPr>
+              <w:t>正在进行</w:t>
+            </w:r>
+          </w:p>
+        </w:tc>
+      </w:tr>
+      <w:tr>
+        <w:tblPrEx>
+          <w:tblBorders>
+            <w:top w:val="single" w:color="000000" w:sz="4" w:space="0"/>
+            <w:left w:val="single" w:color="000000" w:sz="4" w:space="0"/>
+            <w:bottom w:val="single" w:color="000000" w:sz="4" w:space="0"/>
+            <w:right w:val="single" w:color="000000" w:sz="4" w:space="0"/>
+            <w:insideH w:val="single" w:color="000000" w:sz="4" w:space="0"/>
+            <w:insideV w:val="single" w:color="000000" w:sz="4" w:space="0"/>
+          </w:tblBorders>
+          <w:tblLayout w:type="fixed"/>
+          <w:tblCellMar>
+            <w:top w:w="0" w:type="dxa"/>
+            <w:left w:w="108" w:type="dxa"/>
+            <w:bottom w:w="0" w:type="dxa"/>
+            <w:right w:w="108" w:type="dxa"/>
+          </w:tblCellMar>
+        </w:tblPrEx>
+        <w:tc>
+          <w:tcPr>
+            <w:tcW w:w="3500" w:type="dxa"/>
+            <w:vAlign w:val="top"/>
+          </w:tcPr>
+          <w:p>
+            <w:pPr>
+              <w:tabs>
+                <w:tab w:val="left" w:pos="2231"/>
+              </w:tabs>
+              <w:jc w:val="left"/>
+              <w:rPr>
+                <w:rFonts w:hint="eastAsia" w:eastAsia="宋体"/>
+                <w:shd w:val="clear" w:color="FFFFFF" w:fill="D9D9D9"/>
+                <w:lang w:val="en-US" w:eastAsia="zh-CN"/>
+              </w:rPr>
+            </w:pPr>
+            <w:r>
+              <w:rPr>
+                <w:rFonts w:hint="eastAsia"/>
+                <w:shd w:val="clear" w:color="FFFFFF" w:fill="D9D9D9"/>
+                <w:lang w:val="en-US" w:eastAsia="zh-CN"/>
+              </w:rPr>
+              <w:t>1.12.5版本出包</w:t>
+            </w:r>
+          </w:p>
+        </w:tc>
+        <w:tc>
+          <w:tcPr>
+            <w:tcW w:w="952" w:type="dxa"/>
+            <w:vAlign w:val="top"/>
+          </w:tcPr>
+          <w:p>
+            <w:pPr>
+              <w:tabs>
+                <w:tab w:val="left" w:pos="450"/>
+              </w:tabs>
+              <w:jc w:val="left"/>
+              <w:rPr>
+                <w:rFonts w:hint="eastAsia" w:eastAsia="宋体"/>
+                <w:shd w:val="clear" w:color="FFFFFF" w:fill="D9D9D9"/>
+                <w:lang w:eastAsia="zh-CN"/>
+              </w:rPr>
+            </w:pPr>
+            <w:r>
+              <w:rPr>
+                <w:rFonts w:hint="eastAsia"/>
+                <w:shd w:val="clear" w:color="FFFFFF" w:fill="D9D9D9"/>
+              </w:rPr>
+              <w:t>吴易达</w:t>
+            </w:r>
+          </w:p>
+        </w:tc>
+        <w:tc>
+          <w:tcPr>
+            <w:tcW w:w="1174" w:type="dxa"/>
+            <w:vAlign w:val="top"/>
+          </w:tcPr>
+          <w:p>
+            <w:pPr>
+              <w:tabs>
+                <w:tab w:val="left" w:pos="240"/>
+              </w:tabs>
+              <w:jc w:val="left"/>
+              <w:rPr>
+                <w:rFonts w:hint="eastAsia" w:eastAsia="宋体"/>
+                <w:shd w:val="clear" w:color="FFFFFF" w:fill="D9D9D9"/>
+                <w:lang w:val="en-US" w:eastAsia="zh-CN"/>
+              </w:rPr>
+            </w:pPr>
+            <w:r>
+              <w:rPr>
+                <w:rFonts w:hint="eastAsia"/>
+                <w:shd w:val="clear" w:color="FFFFFF" w:fill="D9D9D9"/>
+                <w:lang w:val="en-US" w:eastAsia="zh-CN"/>
+              </w:rPr>
+              <w:t>11/30</w:t>
+            </w:r>
+          </w:p>
+        </w:tc>
+        <w:tc>
+          <w:tcPr>
+            <w:tcW w:w="1007" w:type="dxa"/>
+            <w:vAlign w:val="top"/>
+          </w:tcPr>
+          <w:p>
+            <w:pPr>
+              <w:jc w:val="left"/>
+              <w:rPr>
+                <w:color w:val="C5D8F1"/>
+                <w:shd w:val="clear" w:color="FFFFFF" w:fill="D9D9D9"/>
+              </w:rPr>
+            </w:pPr>
+          </w:p>
+        </w:tc>
+        <w:tc>
+          <w:tcPr>
+            <w:tcW w:w="1888" w:type="dxa"/>
+            <w:vAlign w:val="top"/>
+          </w:tcPr>
+          <w:p>
+            <w:pPr>
+              <w:rPr>
+                <w:rFonts w:hint="eastAsia" w:eastAsia="宋体"/>
+                <w:shd w:val="clear" w:color="FFFFFF" w:fill="D9D9D9"/>
+                <w:lang w:eastAsia="zh-CN"/>
+              </w:rPr>
+            </w:pPr>
+            <w:r>
+              <w:rPr>
+                <w:rFonts w:hint="eastAsia"/>
+                <w:shd w:val="clear" w:color="FFFFFF" w:fill="D9D9D9"/>
+                <w:lang w:eastAsia="zh-CN"/>
+              </w:rPr>
+              <w:t>已经完成。</w:t>
+            </w:r>
+          </w:p>
+        </w:tc>
+      </w:tr>
+      <w:tr>
+        <w:tblPrEx>
+          <w:tblBorders>
+            <w:top w:val="single" w:color="000000" w:sz="4" w:space="0"/>
+            <w:left w:val="single" w:color="000000" w:sz="4" w:space="0"/>
+            <w:bottom w:val="single" w:color="000000" w:sz="4" w:space="0"/>
+            <w:right w:val="single" w:color="000000" w:sz="4" w:space="0"/>
+            <w:insideH w:val="single" w:color="000000" w:sz="4" w:space="0"/>
+            <w:insideV w:val="single" w:color="000000" w:sz="4" w:space="0"/>
+          </w:tblBorders>
+          <w:tblLayout w:type="fixed"/>
+          <w:tblCellMar>
+            <w:top w:w="0" w:type="dxa"/>
+            <w:left w:w="108" w:type="dxa"/>
+            <w:bottom w:w="0" w:type="dxa"/>
+            <w:right w:w="108" w:type="dxa"/>
+          </w:tblCellMar>
+        </w:tblPrEx>
+        <w:tc>
+          <w:tcPr>
+            <w:tcW w:w="3500" w:type="dxa"/>
+            <w:vAlign w:val="top"/>
+          </w:tcPr>
+          <w:p>
+            <w:pPr>
+              <w:tabs>
+                <w:tab w:val="left" w:pos="2231"/>
+              </w:tabs>
+              <w:jc w:val="left"/>
               <w:rPr>
                 <w:color w:val="000000"/>
               </w:rPr>
@@ -1878,13 +2195,183 @@
                 <w:rFonts w:hint="eastAsia"/>
                 <w:color w:val="000000"/>
               </w:rPr>
+              <w:t>基于字典的数据压缩算法</w:t>
+            </w:r>
+          </w:p>
+        </w:tc>
+        <w:tc>
+          <w:tcPr>
+            <w:tcW w:w="952" w:type="dxa"/>
+            <w:vAlign w:val="top"/>
+          </w:tcPr>
+          <w:p>
+            <w:pPr>
+              <w:tabs>
+                <w:tab w:val="left" w:pos="450"/>
+              </w:tabs>
+              <w:jc w:val="left"/>
+            </w:pPr>
+            <w:r>
+              <w:rPr>
+                <w:rFonts w:hint="eastAsia"/>
+              </w:rPr>
+              <w:t>杨上德</w:t>
+            </w:r>
+          </w:p>
+        </w:tc>
+        <w:tc>
+          <w:tcPr>
+            <w:tcW w:w="1174" w:type="dxa"/>
+            <w:vAlign w:val="top"/>
+          </w:tcPr>
+          <w:p>
+            <w:pPr>
+              <w:tabs>
+                <w:tab w:val="left" w:pos="240"/>
+              </w:tabs>
+              <w:jc w:val="left"/>
+            </w:pPr>
+            <w:r>
+              <w:rPr>
+                <w:rFonts w:hint="eastAsia"/>
+              </w:rPr>
+              <w:t>8/25</w:t>
+            </w:r>
+          </w:p>
+        </w:tc>
+        <w:tc>
+          <w:tcPr>
+            <w:tcW w:w="1007" w:type="dxa"/>
+            <w:vAlign w:val="top"/>
+          </w:tcPr>
+          <w:p>
+            <w:pPr>
+              <w:jc w:val="left"/>
+            </w:pPr>
+          </w:p>
+        </w:tc>
+        <w:tc>
+          <w:tcPr>
+            <w:tcW w:w="1888" w:type="dxa"/>
+            <w:vAlign w:val="top"/>
+          </w:tcPr>
+          <w:p>
+            <w:pPr>
+              <w:jc w:val="left"/>
+              <w:rPr>
+                <w:rFonts w:hint="eastAsia"/>
+              </w:rPr>
+            </w:pPr>
+            <w:r>
+              <w:rPr>
+                <w:rFonts w:hint="eastAsia"/>
+              </w:rPr>
+              <w:t>已经调通分布式情况。</w:t>
+            </w:r>
+          </w:p>
+          <w:p>
+            <w:pPr>
+              <w:jc w:val="left"/>
+              <w:rPr>
+                <w:rFonts w:hint="eastAsia"/>
+              </w:rPr>
+            </w:pPr>
+            <w:r>
+              <w:t>D</w:t>
+            </w:r>
+            <w:r>
+              <w:rPr>
+                <w:rFonts w:hint="eastAsia"/>
+              </w:rPr>
+              <w:t>ump工具需要完成。</w:t>
+            </w:r>
+          </w:p>
+          <w:p>
+            <w:pPr>
+              <w:jc w:val="left"/>
+              <w:rPr>
+                <w:rFonts w:hint="eastAsia"/>
+              </w:rPr>
+            </w:pPr>
+            <w:r>
+              <w:rPr>
+                <w:rFonts w:hint="eastAsia"/>
+              </w:rPr>
+              <w:t>多平台编译。</w:t>
+            </w:r>
+          </w:p>
+          <w:p>
+            <w:pPr>
+              <w:jc w:val="left"/>
+              <w:rPr>
+                <w:rFonts w:hint="eastAsia"/>
+              </w:rPr>
+            </w:pPr>
+            <w:r>
+              <w:rPr>
+                <w:rFonts w:hint="eastAsia"/>
+              </w:rPr>
+              <w:t>估算解压后BUFFER大小。</w:t>
+            </w:r>
+          </w:p>
+          <w:p>
+            <w:pPr>
+              <w:jc w:val="left"/>
+            </w:pPr>
+            <w:r>
+              <w:rPr>
+                <w:rFonts w:hint="eastAsia"/>
+              </w:rPr>
+              <w:t>性能测试。</w:t>
+            </w:r>
+          </w:p>
+        </w:tc>
+      </w:tr>
+      <w:tr>
+        <w:tblPrEx>
+          <w:tblBorders>
+            <w:top w:val="single" w:color="000000" w:sz="4" w:space="0"/>
+            <w:left w:val="single" w:color="000000" w:sz="4" w:space="0"/>
+            <w:bottom w:val="single" w:color="000000" w:sz="4" w:space="0"/>
+            <w:right w:val="single" w:color="000000" w:sz="4" w:space="0"/>
+            <w:insideH w:val="single" w:color="000000" w:sz="4" w:space="0"/>
+            <w:insideV w:val="single" w:color="000000" w:sz="4" w:space="0"/>
+          </w:tblBorders>
+          <w:tblLayout w:type="fixed"/>
+          <w:tblCellMar>
+            <w:top w:w="0" w:type="dxa"/>
+            <w:left w:w="108" w:type="dxa"/>
+            <w:bottom w:w="0" w:type="dxa"/>
+            <w:right w:w="108" w:type="dxa"/>
+          </w:tblCellMar>
+        </w:tblPrEx>
+        <w:tc>
+          <w:tcPr>
+            <w:tcW w:w="3500" w:type="dxa"/>
+            <w:vAlign w:val="top"/>
+          </w:tcPr>
+          <w:p>
+            <w:pPr>
+              <w:tabs>
+                <w:tab w:val="left" w:pos="2231"/>
+              </w:tabs>
+              <w:jc w:val="left"/>
+              <w:rPr>
+                <w:color w:val="000000"/>
+              </w:rPr>
+            </w:pPr>
+            <w:r>
+              <w:rPr>
+                <w:rFonts w:hint="eastAsia"/>
+                <w:color w:val="000000"/>
+              </w:rPr>
               <w:t>mthMatch问题修改和结构优化</w:t>
             </w:r>
           </w:p>
         </w:tc>
         <w:tc>
           <w:tcPr>
-            <w:tcW w:w="844" w:type="dxa"/>
+            <w:tcW w:w="952" w:type="dxa"/>
             <w:vAlign w:val="top"/>
           </w:tcPr>
           <w:p>
@@ -1980,7 +2467,9 @@
         </w:tblBorders>
         <w:tblLayout w:type="fixed"/>
         <w:tblCellMar>
+          <w:top w:w="0" w:type="dxa"/>
           <w:left w:w="108" w:type="dxa"/>
+          <w:bottom w:w="0" w:type="dxa"/>
           <w:right w:w="108" w:type="dxa"/>
         </w:tblCellMar>
       </w:tblPr>
@@ -2003,7 +2492,9 @@
           </w:tblBorders>
           <w:tblLayout w:type="fixed"/>
           <w:tblCellMar>
+            <w:top w:w="0" w:type="dxa"/>
             <w:left w:w="108" w:type="dxa"/>
+            <w:bottom w:w="0" w:type="dxa"/>
             <w:right w:w="108" w:type="dxa"/>
           </w:tblCellMar>
         </w:tblPrEx>
@@ -2096,7 +2587,9 @@
           </w:tblBorders>
           <w:tblLayout w:type="fixed"/>
           <w:tblCellMar>
+            <w:top w:w="0" w:type="dxa"/>
             <w:left w:w="108" w:type="dxa"/>
+            <w:bottom w:w="0" w:type="dxa"/>
             <w:right w:w="108" w:type="dxa"/>
           </w:tblCellMar>
         </w:tblPrEx>
@@ -2200,7 +2693,9 @@
           </w:tblBorders>
           <w:tblLayout w:type="fixed"/>
           <w:tblCellMar>
+            <w:top w:w="0" w:type="dxa"/>
             <w:left w:w="108" w:type="dxa"/>
+            <w:bottom w:w="0" w:type="dxa"/>
             <w:right w:w="108" w:type="dxa"/>
           </w:tblCellMar>
         </w:tblPrEx>
@@ -2308,7 +2803,9 @@
           </w:tblBorders>
           <w:tblLayout w:type="fixed"/>
           <w:tblCellMar>
+            <w:top w:w="0" w:type="dxa"/>
             <w:left w:w="108" w:type="dxa"/>
+            <w:bottom w:w="0" w:type="dxa"/>
             <w:right w:w="108" w:type="dxa"/>
           </w:tblCellMar>
         </w:tblPrEx>
@@ -2401,7 +2898,9 @@
           </w:tblBorders>
           <w:tblLayout w:type="fixed"/>
           <w:tblCellMar>
+            <w:top w:w="0" w:type="dxa"/>
             <w:left w:w="108" w:type="dxa"/>
+            <w:bottom w:w="0" w:type="dxa"/>
             <w:right w:w="108" w:type="dxa"/>
           </w:tblCellMar>
         </w:tblPrEx>
@@ -2417,6 +2916,8 @@
               </w:rPr>
               <w:t>生成RPM包</w:t>
             </w:r>
+            <w:bookmarkStart w:id="0" w:name="_GoBack"/>
+            <w:bookmarkEnd w:id="0"/>
           </w:p>
         </w:tc>
         <w:tc>
@@ -2494,7 +2995,9 @@
           </w:tblBorders>
           <w:tblLayout w:type="fixed"/>
           <w:tblCellMar>
+            <w:top w:w="0" w:type="dxa"/>
             <w:left w:w="108" w:type="dxa"/>
+            <w:bottom w:w="0" w:type="dxa"/>
             <w:right w:w="108" w:type="dxa"/>
           </w:tblCellMar>
         </w:tblPrEx>
@@ -2620,7 +3123,9 @@
           </w:tblBorders>
           <w:tblLayout w:type="fixed"/>
           <w:tblCellMar>
+            <w:top w:w="0" w:type="dxa"/>
             <w:left w:w="108" w:type="dxa"/>
+            <w:bottom w:w="0" w:type="dxa"/>
             <w:right w:w="108" w:type="dxa"/>
           </w:tblCellMar>
         </w:tblPrEx>
@@ -2710,7 +3215,9 @@
           </w:tblBorders>
           <w:tblLayout w:type="fixed"/>
           <w:tblCellMar>
+            <w:top w:w="0" w:type="dxa"/>
             <w:left w:w="108" w:type="dxa"/>
+            <w:bottom w:w="0" w:type="dxa"/>
             <w:right w:w="108" w:type="dxa"/>
           </w:tblCellMar>
         </w:tblPrEx>
@@ -2836,7 +3343,9 @@
           </w:tblBorders>
           <w:tblLayout w:type="fixed"/>
           <w:tblCellMar>
+            <w:top w:w="0" w:type="dxa"/>
             <w:left w:w="108" w:type="dxa"/>
+            <w:bottom w:w="0" w:type="dxa"/>
             <w:right w:w="108" w:type="dxa"/>
           </w:tblCellMar>
         </w:tblPrEx>
@@ -2932,7 +3441,9 @@
           </w:tblBorders>
           <w:tblLayout w:type="fixed"/>
           <w:tblCellMar>
+            <w:top w:w="0" w:type="dxa"/>
             <w:left w:w="108" w:type="dxa"/>
+            <w:bottom w:w="0" w:type="dxa"/>
             <w:right w:w="108" w:type="dxa"/>
           </w:tblCellMar>
         </w:tblPrEx>
@@ -3013,7 +3524,9 @@
           </w:tblBorders>
           <w:tblLayout w:type="fixed"/>
           <w:tblCellMar>
+            <w:top w:w="0" w:type="dxa"/>
             <w:left w:w="108" w:type="dxa"/>
+            <w:bottom w:w="0" w:type="dxa"/>
             <w:right w:w="108" w:type="dxa"/>
           </w:tblCellMar>
         </w:tblPrEx>
@@ -3121,7 +3634,9 @@
           </w:tblBorders>
           <w:tblLayout w:type="fixed"/>
           <w:tblCellMar>
+            <w:top w:w="0" w:type="dxa"/>
             <w:left w:w="108" w:type="dxa"/>
+            <w:bottom w:w="0" w:type="dxa"/>
             <w:right w:w="108" w:type="dxa"/>
           </w:tblCellMar>
         </w:tblPrEx>
@@ -3245,7 +3760,9 @@
           </w:tblBorders>
           <w:tblLayout w:type="fixed"/>
           <w:tblCellMar>
+            <w:top w:w="0" w:type="dxa"/>
             <w:left w:w="108" w:type="dxa"/>
+            <w:bottom w:w="0" w:type="dxa"/>
             <w:right w:w="108" w:type="dxa"/>
           </w:tblCellMar>
         </w:tblPrEx>
@@ -3358,7 +3875,9 @@
           </w:tblBorders>
           <w:tblLayout w:type="fixed"/>
           <w:tblCellMar>
+            <w:top w:w="0" w:type="dxa"/>
             <w:left w:w="108" w:type="dxa"/>
+            <w:bottom w:w="0" w:type="dxa"/>
             <w:right w:w="108" w:type="dxa"/>
           </w:tblCellMar>
         </w:tblPrEx>
@@ -3507,7 +4026,9 @@
           </w:tblBorders>
           <w:tblLayout w:type="fixed"/>
           <w:tblCellMar>
+            <w:top w:w="0" w:type="dxa"/>
             <w:left w:w="108" w:type="dxa"/>
+            <w:bottom w:w="0" w:type="dxa"/>
             <w:right w:w="108" w:type="dxa"/>
           </w:tblCellMar>
         </w:tblPrEx>
@@ -3620,7 +4141,9 @@
           </w:tblBorders>
           <w:tblLayout w:type="fixed"/>
           <w:tblCellMar>
+            <w:top w:w="0" w:type="dxa"/>
             <w:left w:w="108" w:type="dxa"/>
+            <w:bottom w:w="0" w:type="dxa"/>
             <w:right w:w="108" w:type="dxa"/>
           </w:tblCellMar>
         </w:tblPrEx>
@@ -3730,7 +4253,9 @@
           </w:tblBorders>
           <w:tblLayout w:type="fixed"/>
           <w:tblCellMar>
+            <w:top w:w="0" w:type="dxa"/>
             <w:left w:w="108" w:type="dxa"/>
+            <w:bottom w:w="0" w:type="dxa"/>
             <w:right w:w="108" w:type="dxa"/>
           </w:tblCellMar>
         </w:tblPrEx>
@@ -3840,7 +4365,9 @@
           </w:tblBorders>
           <w:tblLayout w:type="fixed"/>
           <w:tblCellMar>
+            <w:top w:w="0" w:type="dxa"/>
             <w:left w:w="108" w:type="dxa"/>
+            <w:bottom w:w="0" w:type="dxa"/>
             <w:right w:w="108" w:type="dxa"/>
           </w:tblCellMar>
         </w:tblPrEx>
@@ -4004,7 +4531,9 @@
         </w:tblBorders>
         <w:tblLayout w:type="fixed"/>
         <w:tblCellMar>
+          <w:top w:w="0" w:type="dxa"/>
           <w:left w:w="108" w:type="dxa"/>
+          <w:bottom w:w="0" w:type="dxa"/>
           <w:right w:w="108" w:type="dxa"/>
         </w:tblCellMar>
       </w:tblPr>
@@ -4027,7 +4556,9 @@
           </w:tblBorders>
           <w:tblLayout w:type="fixed"/>
           <w:tblCellMar>
+            <w:top w:w="0" w:type="dxa"/>
             <w:left w:w="108" w:type="dxa"/>
+            <w:bottom w:w="0" w:type="dxa"/>
             <w:right w:w="108" w:type="dxa"/>
           </w:tblCellMar>
         </w:tblPrEx>
@@ -4169,7 +4700,9 @@
           </w:tblBorders>
           <w:tblLayout w:type="fixed"/>
           <w:tblCellMar>
+            <w:top w:w="0" w:type="dxa"/>
             <w:left w:w="108" w:type="dxa"/>
+            <w:bottom w:w="0" w:type="dxa"/>
             <w:right w:w="108" w:type="dxa"/>
           </w:tblCellMar>
         </w:tblPrEx>
@@ -4268,7 +4801,9 @@
           </w:tblBorders>
           <w:tblLayout w:type="fixed"/>
           <w:tblCellMar>
+            <w:top w:w="0" w:type="dxa"/>
             <w:left w:w="108" w:type="dxa"/>
+            <w:bottom w:w="0" w:type="dxa"/>
             <w:right w:w="108" w:type="dxa"/>
           </w:tblCellMar>
         </w:tblPrEx>
@@ -4370,7 +4905,9 @@
           </w:tblBorders>
           <w:tblLayout w:type="fixed"/>
           <w:tblCellMar>
+            <w:top w:w="0" w:type="dxa"/>
             <w:left w:w="108" w:type="dxa"/>
+            <w:bottom w:w="0" w:type="dxa"/>
             <w:right w:w="108" w:type="dxa"/>
           </w:tblCellMar>
         </w:tblPrEx>
@@ -4483,7 +5020,9 @@
           </w:tblBorders>
           <w:tblLayout w:type="fixed"/>
           <w:tblCellMar>
+            <w:top w:w="0" w:type="dxa"/>
             <w:left w:w="108" w:type="dxa"/>
+            <w:bottom w:w="0" w:type="dxa"/>
             <w:right w:w="108" w:type="dxa"/>
           </w:tblCellMar>
         </w:tblPrEx>
@@ -4579,7 +5118,9 @@
           </w:tblBorders>
           <w:tblLayout w:type="fixed"/>
           <w:tblCellMar>
+            <w:top w:w="0" w:type="dxa"/>
             <w:left w:w="108" w:type="dxa"/>
+            <w:bottom w:w="0" w:type="dxa"/>
             <w:right w:w="108" w:type="dxa"/>
           </w:tblCellMar>
         </w:tblPrEx>
@@ -4675,7 +5216,9 @@
           </w:tblBorders>
           <w:tblLayout w:type="fixed"/>
           <w:tblCellMar>
+            <w:top w:w="0" w:type="dxa"/>
             <w:left w:w="108" w:type="dxa"/>
+            <w:bottom w:w="0" w:type="dxa"/>
             <w:right w:w="108" w:type="dxa"/>
           </w:tblCellMar>
         </w:tblPrEx>
@@ -4814,7 +5357,9 @@
         </w:tblBorders>
         <w:tblLayout w:type="fixed"/>
         <w:tblCellMar>
+          <w:top w:w="0" w:type="dxa"/>
           <w:left w:w="108" w:type="dxa"/>
+          <w:bottom w:w="0" w:type="dxa"/>
           <w:right w:w="108" w:type="dxa"/>
         </w:tblCellMar>
       </w:tblPr>
@@ -4837,7 +5382,9 @@
           </w:tblBorders>
           <w:tblLayout w:type="fixed"/>
           <w:tblCellMar>
+            <w:top w:w="0" w:type="dxa"/>
             <w:left w:w="108" w:type="dxa"/>
+            <w:bottom w:w="0" w:type="dxa"/>
             <w:right w:w="108" w:type="dxa"/>
           </w:tblCellMar>
         </w:tblPrEx>
@@ -4959,7 +5506,9 @@
           </w:tblBorders>
           <w:tblLayout w:type="fixed"/>
           <w:tblCellMar>
+            <w:top w:w="0" w:type="dxa"/>
             <w:left w:w="108" w:type="dxa"/>
+            <w:bottom w:w="0" w:type="dxa"/>
             <w:right w:w="108" w:type="dxa"/>
           </w:tblCellMar>
         </w:tblPrEx>
@@ -5076,7 +5625,9 @@
           </w:tblBorders>
           <w:tblLayout w:type="fixed"/>
           <w:tblCellMar>
+            <w:top w:w="0" w:type="dxa"/>
             <w:left w:w="108" w:type="dxa"/>
+            <w:bottom w:w="0" w:type="dxa"/>
             <w:right w:w="108" w:type="dxa"/>
           </w:tblCellMar>
         </w:tblPrEx>
@@ -5194,7 +5745,9 @@
           </w:tblBorders>
           <w:tblLayout w:type="fixed"/>
           <w:tblCellMar>
+            <w:top w:w="0" w:type="dxa"/>
             <w:left w:w="108" w:type="dxa"/>
+            <w:bottom w:w="0" w:type="dxa"/>
             <w:right w:w="108" w:type="dxa"/>
           </w:tblCellMar>
         </w:tblPrEx>
@@ -5308,7 +5861,9 @@
           </w:tblBorders>
           <w:tblLayout w:type="fixed"/>
           <w:tblCellMar>
+            <w:top w:w="0" w:type="dxa"/>
             <w:left w:w="108" w:type="dxa"/>
+            <w:bottom w:w="0" w:type="dxa"/>
             <w:right w:w="108" w:type="dxa"/>
           </w:tblCellMar>
         </w:tblPrEx>
@@ -5418,7 +5973,9 @@
           </w:tblBorders>
           <w:tblLayout w:type="fixed"/>
           <w:tblCellMar>
+            <w:top w:w="0" w:type="dxa"/>
             <w:left w:w="108" w:type="dxa"/>
+            <w:bottom w:w="0" w:type="dxa"/>
             <w:right w:w="108" w:type="dxa"/>
           </w:tblCellMar>
         </w:tblPrEx>
@@ -5532,7 +6089,9 @@
           </w:tblBorders>
           <w:tblLayout w:type="fixed"/>
           <w:tblCellMar>
+            <w:top w:w="0" w:type="dxa"/>
             <w:left w:w="108" w:type="dxa"/>
+            <w:bottom w:w="0" w:type="dxa"/>
             <w:right w:w="108" w:type="dxa"/>
           </w:tblCellMar>
         </w:tblPrEx>
@@ -5646,7 +6205,9 @@
           </w:tblBorders>
           <w:tblLayout w:type="fixed"/>
           <w:tblCellMar>
+            <w:top w:w="0" w:type="dxa"/>
             <w:left w:w="108" w:type="dxa"/>
+            <w:bottom w:w="0" w:type="dxa"/>
             <w:right w:w="108" w:type="dxa"/>
           </w:tblCellMar>
         </w:tblPrEx>
@@ -5782,7 +6343,9 @@
           </w:tblBorders>
           <w:tblLayout w:type="fixed"/>
           <w:tblCellMar>
+            <w:top w:w="0" w:type="dxa"/>
             <w:left w:w="108" w:type="dxa"/>
+            <w:bottom w:w="0" w:type="dxa"/>
             <w:right w:w="108" w:type="dxa"/>
           </w:tblCellMar>
         </w:tblPrEx>
@@ -5911,7 +6474,9 @@
           </w:tblBorders>
           <w:tblLayout w:type="fixed"/>
           <w:tblCellMar>
+            <w:top w:w="0" w:type="dxa"/>
             <w:left w:w="108" w:type="dxa"/>
+            <w:bottom w:w="0" w:type="dxa"/>
             <w:right w:w="108" w:type="dxa"/>
           </w:tblCellMar>
         </w:tblPrEx>
@@ -6035,7 +6600,9 @@
           </w:tblBorders>
           <w:tblLayout w:type="fixed"/>
           <w:tblCellMar>
+            <w:top w:w="0" w:type="dxa"/>
             <w:left w:w="108" w:type="dxa"/>
+            <w:bottom w:w="0" w:type="dxa"/>
             <w:right w:w="108" w:type="dxa"/>
           </w:tblCellMar>
         </w:tblPrEx>
@@ -6159,7 +6726,9 @@
           </w:tblBorders>
           <w:tblLayout w:type="fixed"/>
           <w:tblCellMar>
+            <w:top w:w="0" w:type="dxa"/>
             <w:left w:w="108" w:type="dxa"/>
+            <w:bottom w:w="0" w:type="dxa"/>
             <w:right w:w="108" w:type="dxa"/>
           </w:tblCellMar>
         </w:tblPrEx>
@@ -6283,7 +6852,9 @@
           </w:tblBorders>
           <w:tblLayout w:type="fixed"/>
           <w:tblCellMar>
+            <w:top w:w="0" w:type="dxa"/>
             <w:left w:w="108" w:type="dxa"/>
+            <w:bottom w:w="0" w:type="dxa"/>
             <w:right w:w="108" w:type="dxa"/>
           </w:tblCellMar>
         </w:tblPrEx>
@@ -6406,7 +6977,9 @@
           </w:tblBorders>
           <w:tblLayout w:type="fixed"/>
           <w:tblCellMar>
+            <w:top w:w="0" w:type="dxa"/>
             <w:left w:w="108" w:type="dxa"/>
+            <w:bottom w:w="0" w:type="dxa"/>
             <w:right w:w="108" w:type="dxa"/>
           </w:tblCellMar>
         </w:tblPrEx>
@@ -6522,7 +7095,9 @@
           </w:tblBorders>
           <w:tblLayout w:type="fixed"/>
           <w:tblCellMar>
+            <w:top w:w="0" w:type="dxa"/>
             <w:left w:w="108" w:type="dxa"/>
+            <w:bottom w:w="0" w:type="dxa"/>
             <w:right w:w="108" w:type="dxa"/>
           </w:tblCellMar>
         </w:tblPrEx>
@@ -6667,7 +7242,9 @@
           </w:tblBorders>
           <w:tblLayout w:type="fixed"/>
           <w:tblCellMar>
+            <w:top w:w="0" w:type="dxa"/>
             <w:left w:w="108" w:type="dxa"/>
+            <w:bottom w:w="0" w:type="dxa"/>
             <w:right w:w="108" w:type="dxa"/>
           </w:tblCellMar>
         </w:tblPrEx>
@@ -6806,7 +7383,9 @@
           </w:tblBorders>
           <w:tblLayout w:type="fixed"/>
           <w:tblCellMar>
+            <w:top w:w="0" w:type="dxa"/>
             <w:left w:w="108" w:type="dxa"/>
+            <w:bottom w:w="0" w:type="dxa"/>
             <w:right w:w="108" w:type="dxa"/>
           </w:tblCellMar>
         </w:tblPrEx>
@@ -6893,7 +7472,9 @@
           </w:tblBorders>
           <w:tblLayout w:type="fixed"/>
           <w:tblCellMar>
+            <w:top w:w="0" w:type="dxa"/>
             <w:left w:w="108" w:type="dxa"/>
+            <w:bottom w:w="0" w:type="dxa"/>
             <w:right w:w="108" w:type="dxa"/>
           </w:tblCellMar>
         </w:tblPrEx>
@@ -7075,7 +7656,9 @@
           </w:tblBorders>
           <w:tblLayout w:type="fixed"/>
           <w:tblCellMar>
+            <w:top w:w="0" w:type="dxa"/>
             <w:left w:w="108" w:type="dxa"/>
+            <w:bottom w:w="0" w:type="dxa"/>
             <w:right w:w="108" w:type="dxa"/>
           </w:tblCellMar>
         </w:tblPrEx>
@@ -7199,7 +7782,9 @@
           </w:tblBorders>
           <w:tblLayout w:type="fixed"/>
           <w:tblCellMar>
+            <w:top w:w="0" w:type="dxa"/>
             <w:left w:w="108" w:type="dxa"/>
+            <w:bottom w:w="0" w:type="dxa"/>
             <w:right w:w="108" w:type="dxa"/>
           </w:tblCellMar>
         </w:tblPrEx>
@@ -7364,7 +7949,9 @@
           </w:tblBorders>
           <w:tblLayout w:type="fixed"/>
           <w:tblCellMar>
+            <w:top w:w="0" w:type="dxa"/>
             <w:left w:w="108" w:type="dxa"/>
+            <w:bottom w:w="0" w:type="dxa"/>
             <w:right w:w="108" w:type="dxa"/>
           </w:tblCellMar>
         </w:tblPrEx>
@@ -7488,7 +8075,9 @@
           </w:tblBorders>
           <w:tblLayout w:type="fixed"/>
           <w:tblCellMar>
+            <w:top w:w="0" w:type="dxa"/>
             <w:left w:w="108" w:type="dxa"/>
+            <w:bottom w:w="0" w:type="dxa"/>
             <w:right w:w="108" w:type="dxa"/>
           </w:tblCellMar>
         </w:tblPrEx>
@@ -7631,7 +8220,9 @@
           </w:tblBorders>
           <w:tblLayout w:type="fixed"/>
           <w:tblCellMar>
+            <w:top w:w="0" w:type="dxa"/>
             <w:left w:w="108" w:type="dxa"/>
+            <w:bottom w:w="0" w:type="dxa"/>
             <w:right w:w="108" w:type="dxa"/>
           </w:tblCellMar>
         </w:tblPrEx>
@@ -7749,7 +8340,9 @@
           </w:tblBorders>
           <w:tblLayout w:type="fixed"/>
           <w:tblCellMar>
+            <w:top w:w="0" w:type="dxa"/>
             <w:left w:w="108" w:type="dxa"/>
+            <w:bottom w:w="0" w:type="dxa"/>
             <w:right w:w="108" w:type="dxa"/>
           </w:tblCellMar>
         </w:tblPrEx>
@@ -7863,7 +8456,9 @@
           </w:tblBorders>
           <w:tblLayout w:type="fixed"/>
           <w:tblCellMar>
+            <w:top w:w="0" w:type="dxa"/>
             <w:left w:w="108" w:type="dxa"/>
+            <w:bottom w:w="0" w:type="dxa"/>
             <w:right w:w="108" w:type="dxa"/>
           </w:tblCellMar>
         </w:tblPrEx>
@@ -7977,7 +8572,9 @@
           </w:tblBorders>
           <w:tblLayout w:type="fixed"/>
           <w:tblCellMar>
+            <w:top w:w="0" w:type="dxa"/>
             <w:left w:w="108" w:type="dxa"/>
+            <w:bottom w:w="0" w:type="dxa"/>
             <w:right w:w="108" w:type="dxa"/>
           </w:tblCellMar>
         </w:tblPrEx>
@@ -8114,7 +8711,9 @@
           </w:tblBorders>
           <w:tblLayout w:type="fixed"/>
           <w:tblCellMar>
+            <w:top w:w="0" w:type="dxa"/>
             <w:left w:w="108" w:type="dxa"/>
+            <w:bottom w:w="0" w:type="dxa"/>
             <w:right w:w="108" w:type="dxa"/>
           </w:tblCellMar>
         </w:tblPrEx>
@@ -8268,7 +8867,9 @@
           </w:tblBorders>
           <w:tblLayout w:type="fixed"/>
           <w:tblCellMar>
+            <w:top w:w="0" w:type="dxa"/>
             <w:left w:w="108" w:type="dxa"/>
+            <w:bottom w:w="0" w:type="dxa"/>
             <w:right w:w="108" w:type="dxa"/>
           </w:tblCellMar>
         </w:tblPrEx>
@@ -8427,7 +9028,9 @@
           </w:tblBorders>
           <w:tblLayout w:type="fixed"/>
           <w:tblCellMar>
+            <w:top w:w="0" w:type="dxa"/>
             <w:left w:w="108" w:type="dxa"/>
+            <w:bottom w:w="0" w:type="dxa"/>
             <w:right w:w="108" w:type="dxa"/>
           </w:tblCellMar>
         </w:tblPrEx>
@@ -8600,18 +9203,6 @@
 
 <file path=word/numbering.xml><?xml version="1.0" encoding="utf-8"?>
 <w:numbering xmlns:wpc="http://schemas.microsoft.com/office/word/2010/wordprocessingCanvas" xmlns:mc="http://schemas.openxmlformats.org/markup-compatibility/2006" xmlns:o="urn:schemas-microsoft-com:office:office" xmlns:r="http://schemas.openxmlformats.org/officeDocument/2006/relationships" xmlns:m="http://schemas.openxmlformats.org/officeDocument/2006/math" xmlns:v="urn:schemas-microsoft-com:vml" xmlns:wp14="http://schemas.microsoft.com/office/word/2010/wordprocessingDrawing" xmlns:wp="http://schemas.openxmlformats.org/drawingml/2006/wordprocessingDrawing" xmlns:w10="urn:schemas-microsoft-com:office:word" xmlns:w="http://schemas.openxmlformats.org/wordprocessingml/2006/main" xmlns:w14="http://schemas.microsoft.com/office/word/2010/wordml" xmlns:wpg="http://schemas.microsoft.com/office/word/2010/wordprocessingGroup" xmlns:wpi="http://schemas.microsoft.com/office/word/2010/wordprocessingInk" xmlns:wne="http://schemas.microsoft.com/office/word/2006/wordml" xmlns:wps="http://schemas.microsoft.com/office/word/2010/wordprocessingShape" mc:Ignorable="w14 wp14">
-  <w:abstractNum w:abstractNumId="1441013950">
-    <w:nsid w:val="55E420BE"/>
-    <w:multiLevelType w:val="singleLevel"/>
-    <w:tmpl w:val="55E420BE"/>
-    <w:lvl w:ilvl="0" w:tentative="1">
-      <w:start w:val="2"/>
-      <w:numFmt w:val="decimal"/>
-      <w:suff w:val="nothing"/>
-      <w:lvlText w:val="%1."/>
-      <w:lvlJc w:val="left"/>
-    </w:lvl>
-  </w:abstractNum>
   <w:abstractNum w:abstractNumId="1615166502">
     <w:nsid w:val="60457C26"/>
     <w:multiLevelType w:val="multilevel"/>
@@ -8696,6 +9287,18 @@
       <w:pPr>
         <w:ind w:left="3780" w:hanging="420"/>
       </w:pPr>
+    </w:lvl>
+  </w:abstractNum>
+  <w:abstractNum w:abstractNumId="1441013950">
+    <w:nsid w:val="55E420BE"/>
+    <w:multiLevelType w:val="singleLevel"/>
+    <w:tmpl w:val="55E420BE"/>
+    <w:lvl w:ilvl="0" w:tentative="1">
+      <w:start w:val="2"/>
+      <w:numFmt w:val="decimal"/>
+      <w:suff w:val="nothing"/>
+      <w:lvlText w:val="%1."/>
+      <w:lvlJc w:val="left"/>
     </w:lvl>
   </w:abstractNum>
   <w:num w:numId="1">
@@ -8783,7 +9386,7 @@
     <w:lsdException w:qFormat="1" w:unhideWhenUsed="0" w:uiPriority="10" w:semiHidden="0" w:name="Title"/>
     <w:lsdException w:uiPriority="0" w:name="Closing"/>
     <w:lsdException w:uiPriority="0" w:name="Signature"/>
-    <w:lsdException w:uiPriority="1" w:name="Default Paragraph Font"/>
+    <w:lsdException w:uiPriority="1" w:semiHidden="0" w:name="Default Paragraph Font"/>
     <w:lsdException w:uiPriority="0" w:name="Body Text"/>
     <w:lsdException w:uiPriority="0" w:name="Body Text Indent"/>
     <w:lsdException w:uiPriority="0" w:name="List Continue"/>
@@ -8821,7 +9424,7 @@
     <w:lsdException w:uiPriority="0" w:name="HTML Sample"/>
     <w:lsdException w:uiPriority="0" w:name="HTML Typewriter"/>
     <w:lsdException w:uiPriority="0" w:name="HTML Variable"/>
-    <w:lsdException w:qFormat="1" w:uiPriority="99" w:name="Normal Table"/>
+    <w:lsdException w:qFormat="1" w:uiPriority="99" w:semiHidden="0" w:name="Normal Table"/>
     <w:lsdException w:uiPriority="0" w:name="annotation subject"/>
     <w:lsdException w:uiPriority="0" w:name="Table Simple 1"/>
     <w:lsdException w:uiPriority="0" w:name="Table Simple 2"/>
